--- a/research/CFOC_Emails_SEND_COPY_2026-08-28.docx
+++ b/research/CFOC_Emails_SEND_COPY_2026-08-28.docx
@@ -108,7 +108,7 @@
         <w:spacing w:after="140"/>
       </w:pPr>
       <w:r>
-        <w:t xml:space="preserve">Three findings may be relevant to the Council's work.</w:t>
+        <w:t xml:space="preserve">Three findings may be particularly relevant to the Council's work.</w:t>
       </w:r>
     </w:p>
     <w:p>

--- a/research/CFOC_Emails_SEND_COPY_2026-08-28.docx
+++ b/research/CFOC_Emails_SEND_COPY_2026-08-28.docx
@@ -1,6 +1,6 @@
 
 <file path=word/document.xml><?xml version="1.0" encoding="utf-8"?>
-<w:document xmlns:w="http://schemas.openxmlformats.org/wordprocessingml/2006/main">
+<w:document xmlns:w="http://schemas.openxmlformats.org/wordprocessingml/2006/main" xmlns:r="http://schemas.openxmlformats.org/officeDocument/2006/relationships">
   <w:body>
     <w:p>
       <w:pPr>
@@ -308,7 +308,7 @@
 </file>
 
 <file path=word/numbering.xml><?xml version="1.0" encoding="utf-8"?>
-<w:numbering xmlns:w="http://schemas.openxmlformats.org/wordprocessingml/2006/main">
+<w:numbering xmlns:w="http://schemas.openxmlformats.org/wordprocessingml/2006/main" xmlns:r="http://schemas.openxmlformats.org/officeDocument/2006/relationships">
   <w:abstractNum w:abstractNumId="0">
     <w:lvl w:ilvl="0">
       <w:numFmt w:val="bullet"/>
@@ -338,7 +338,14 @@
 </file>
 
 <file path=word/styles.xml><?xml version="1.0" encoding="utf-8"?>
-<w:styles xmlns:w="http://schemas.openxmlformats.org/wordprocessingml/2006/main">
+<w:styles xmlns:w="http://schemas.openxmlformats.org/wordprocessingml/2006/main" xmlns:r="http://schemas.openxmlformats.org/officeDocument/2006/relationships">
+  <w:style w:type="character" w:styleId="Hyperlink">
+    <w:name w:val="Hyperlink"/>
+    <w:rPr>
+      <w:color w:val="0563C1"/>
+      <w:u w:val="single"/>
+    </w:rPr>
+  </w:style>
   <w:docDefaults>
     <w:rPrDefault>
       <w:rPr>
